--- a/flaskr/static/documents/iscore_general_template_science.docx
+++ b/flaskr/static/documents/iscore_general_template_science.docx
@@ -267,7 +267,21 @@
               <w:rPr>
                 <w:rFonts w:ascii="Times New Roman" w:hAnsi="Times New Roman" w:cs="Times New Roman"/>
               </w:rPr>
-              <w:t>{{student_class}}</w:t>
+              <w:t>{{</w:t>
+            </w:r>
+            <w:proofErr w:type="spellStart"/>
+            <w:r>
+              <w:rPr>
+                <w:rFonts w:ascii="Times New Roman" w:hAnsi="Times New Roman" w:cs="Times New Roman"/>
+              </w:rPr>
+              <w:t>student_class</w:t>
+            </w:r>
+            <w:proofErr w:type="spellEnd"/>
+            <w:r>
+              <w:rPr>
+                <w:rFonts w:ascii="Times New Roman" w:hAnsi="Times New Roman" w:cs="Times New Roman"/>
+              </w:rPr>
+              <w:t>}}</w:t>
             </w:r>
           </w:p>
         </w:tc>
@@ -317,7 +331,14 @@
               <w:rPr>
                 <w:rFonts w:ascii="Times New Roman" w:hAnsi="Times New Roman" w:cs="Times New Roman"/>
               </w:rPr>
-              <w:t>{{s</w:t>
+              <w:t>{{</w:t>
+            </w:r>
+            <w:proofErr w:type="spellStart"/>
+            <w:r>
+              <w:rPr>
+                <w:rFonts w:ascii="Times New Roman" w:hAnsi="Times New Roman" w:cs="Times New Roman"/>
+              </w:rPr>
+              <w:t>s</w:t>
             </w:r>
             <w:r>
               <w:rPr>
@@ -325,6 +346,7 @@
               </w:rPr>
               <w:t>tudent_id</w:t>
             </w:r>
+            <w:proofErr w:type="spellEnd"/>
             <w:r>
               <w:rPr>
                 <w:rFonts w:ascii="Times New Roman" w:hAnsi="Times New Roman" w:cs="Times New Roman"/>
@@ -374,7 +396,21 @@
               <w:rPr>
                 <w:rFonts w:ascii="Times New Roman" w:hAnsi="Times New Roman" w:cs="Times New Roman"/>
               </w:rPr>
-              <w:t>{{student_name}}</w:t>
+              <w:t>{{</w:t>
+            </w:r>
+            <w:proofErr w:type="spellStart"/>
+            <w:r>
+              <w:rPr>
+                <w:rFonts w:ascii="Times New Roman" w:hAnsi="Times New Roman" w:cs="Times New Roman"/>
+              </w:rPr>
+              <w:t>student_name</w:t>
+            </w:r>
+            <w:proofErr w:type="spellEnd"/>
+            <w:r>
+              <w:rPr>
+                <w:rFonts w:ascii="Times New Roman" w:hAnsi="Times New Roman" w:cs="Times New Roman"/>
+              </w:rPr>
+              <w:t>}}</w:t>
             </w:r>
           </w:p>
         </w:tc>
@@ -580,14 +616,14 @@
         <w:tblLook w:val="04A0" w:firstRow="1" w:lastRow="0" w:firstColumn="1" w:lastColumn="0" w:noHBand="0" w:noVBand="1"/>
       </w:tblPr>
       <w:tblGrid>
-        <w:gridCol w:w="558"/>
-        <w:gridCol w:w="1959"/>
-        <w:gridCol w:w="694"/>
-        <w:gridCol w:w="1393"/>
-        <w:gridCol w:w="914"/>
-        <w:gridCol w:w="992"/>
-        <w:gridCol w:w="1009"/>
-        <w:gridCol w:w="1929"/>
+        <w:gridCol w:w="512"/>
+        <w:gridCol w:w="2586"/>
+        <w:gridCol w:w="677"/>
+        <w:gridCol w:w="1287"/>
+        <w:gridCol w:w="766"/>
+        <w:gridCol w:w="847"/>
+        <w:gridCol w:w="899"/>
+        <w:gridCol w:w="1874"/>
       </w:tblGrid>
       <w:tr>
         <w:trPr>
@@ -595,7 +631,7 @@
         </w:trPr>
         <w:tc>
           <w:tcPr>
-            <w:tcW w:w="558" w:type="dxa"/>
+            <w:tcW w:w="516" w:type="dxa"/>
           </w:tcPr>
           <w:p>
             <w:pPr>
@@ -621,7 +657,7 @@
         </w:tc>
         <w:tc>
           <w:tcPr>
-            <w:tcW w:w="1959" w:type="dxa"/>
+            <w:tcW w:w="3000" w:type="dxa"/>
           </w:tcPr>
           <w:p>
             <w:pPr>
@@ -648,7 +684,7 @@
         </w:tc>
         <w:tc>
           <w:tcPr>
-            <w:tcW w:w="694" w:type="dxa"/>
+            <w:tcW w:w="246" w:type="dxa"/>
           </w:tcPr>
           <w:p>
             <w:pPr>
@@ -675,7 +711,7 @@
         </w:tc>
         <w:tc>
           <w:tcPr>
-            <w:tcW w:w="1393" w:type="dxa"/>
+            <w:tcW w:w="1287" w:type="dxa"/>
           </w:tcPr>
           <w:p>
             <w:pPr>
@@ -702,7 +738,7 @@
         </w:tc>
         <w:tc>
           <w:tcPr>
-            <w:tcW w:w="914" w:type="dxa"/>
+            <w:tcW w:w="766" w:type="dxa"/>
           </w:tcPr>
           <w:p>
             <w:pPr>
@@ -729,7 +765,7 @@
         </w:tc>
         <w:tc>
           <w:tcPr>
-            <w:tcW w:w="992" w:type="dxa"/>
+            <w:tcW w:w="847" w:type="dxa"/>
           </w:tcPr>
           <w:p>
             <w:pPr>
@@ -756,7 +792,7 @@
         </w:tc>
         <w:tc>
           <w:tcPr>
-            <w:tcW w:w="1009" w:type="dxa"/>
+            <w:tcW w:w="908" w:type="dxa"/>
           </w:tcPr>
           <w:p>
             <w:pPr>
@@ -782,7 +818,7 @@
         </w:tc>
         <w:tc>
           <w:tcPr>
-            <w:tcW w:w="1929" w:type="dxa"/>
+            <w:tcW w:w="1878" w:type="dxa"/>
           </w:tcPr>
           <w:p>
             <w:pPr>
@@ -879,7 +915,25 @@
                 <w:sz w:val="18"/>
                 <w:szCs w:val="18"/>
               </w:rPr>
-              <w:t>{{number_of_subject}}</w:t>
+              <w:t>{{</w:t>
+            </w:r>
+            <w:proofErr w:type="spellStart"/>
+            <w:r>
+              <w:rPr>
+                <w:rFonts w:ascii="Times New Roman" w:hAnsi="Times New Roman" w:cs="Times New Roman"/>
+                <w:sz w:val="18"/>
+                <w:szCs w:val="18"/>
+              </w:rPr>
+              <w:t>number_of_subject</w:t>
+            </w:r>
+            <w:proofErr w:type="spellEnd"/>
+            <w:r>
+              <w:rPr>
+                <w:rFonts w:ascii="Times New Roman" w:hAnsi="Times New Roman" w:cs="Times New Roman"/>
+                <w:sz w:val="18"/>
+                <w:szCs w:val="18"/>
+              </w:rPr>
+              <w:t>}}</w:t>
             </w:r>
           </w:p>
         </w:tc>
@@ -996,7 +1050,25 @@
                 <w:sz w:val="18"/>
                 <w:szCs w:val="18"/>
               </w:rPr>
-              <w:t>{{cumulative_score}}</w:t>
+              <w:t>{{</w:t>
+            </w:r>
+            <w:proofErr w:type="spellStart"/>
+            <w:r>
+              <w:rPr>
+                <w:rFonts w:ascii="Times New Roman" w:hAnsi="Times New Roman" w:cs="Times New Roman"/>
+                <w:sz w:val="18"/>
+                <w:szCs w:val="18"/>
+              </w:rPr>
+              <w:t>cumulative_score</w:t>
+            </w:r>
+            <w:proofErr w:type="spellEnd"/>
+            <w:r>
+              <w:rPr>
+                <w:rFonts w:ascii="Times New Roman" w:hAnsi="Times New Roman" w:cs="Times New Roman"/>
+                <w:sz w:val="18"/>
+                <w:szCs w:val="18"/>
+              </w:rPr>
+              <w:t>}}</w:t>
             </w:r>
           </w:p>
         </w:tc>
@@ -1056,7 +1128,25 @@
                 <w:sz w:val="18"/>
                 <w:szCs w:val="18"/>
               </w:rPr>
-              <w:t>{{expected_total}}</w:t>
+              <w:t>{{</w:t>
+            </w:r>
+            <w:proofErr w:type="spellStart"/>
+            <w:r>
+              <w:rPr>
+                <w:rFonts w:ascii="Times New Roman" w:hAnsi="Times New Roman" w:cs="Times New Roman"/>
+                <w:sz w:val="18"/>
+                <w:szCs w:val="18"/>
+              </w:rPr>
+              <w:t>expected_total</w:t>
+            </w:r>
+            <w:proofErr w:type="spellEnd"/>
+            <w:r>
+              <w:rPr>
+                <w:rFonts w:ascii="Times New Roman" w:hAnsi="Times New Roman" w:cs="Times New Roman"/>
+                <w:sz w:val="18"/>
+                <w:szCs w:val="18"/>
+              </w:rPr>
+              <w:t>}}</w:t>
             </w:r>
           </w:p>
         </w:tc>
@@ -1078,7 +1168,25 @@
                 <w:sz w:val="18"/>
                 <w:szCs w:val="18"/>
               </w:rPr>
-              <w:t>{{date_printed}}</w:t>
+              <w:t>{{</w:t>
+            </w:r>
+            <w:proofErr w:type="spellStart"/>
+            <w:r>
+              <w:rPr>
+                <w:rFonts w:ascii="Times New Roman" w:hAnsi="Times New Roman" w:cs="Times New Roman"/>
+                <w:sz w:val="18"/>
+                <w:szCs w:val="18"/>
+              </w:rPr>
+              <w:t>date_printed</w:t>
+            </w:r>
+            <w:proofErr w:type="spellEnd"/>
+            <w:r>
+              <w:rPr>
+                <w:rFonts w:ascii="Times New Roman" w:hAnsi="Times New Roman" w:cs="Times New Roman"/>
+                <w:sz w:val="18"/>
+                <w:szCs w:val="18"/>
+              </w:rPr>
+              <w:t>}}</w:t>
             </w:r>
           </w:p>
         </w:tc>
@@ -1124,8 +1232,18 @@
                 <w:sz w:val="18"/>
                 <w:szCs w:val="18"/>
               </w:rPr>
-              <w:t>{{percentage}}%</w:t>
+              <w:t>{{percentage</w:t>
             </w:r>
+            <w:proofErr w:type="gramStart"/>
+            <w:r>
+              <w:rPr>
+                <w:rFonts w:ascii="Times New Roman" w:hAnsi="Times New Roman" w:cs="Times New Roman"/>
+                <w:sz w:val="18"/>
+                <w:szCs w:val="18"/>
+              </w:rPr>
+              <w:t>}}%</w:t>
+            </w:r>
+            <w:proofErr w:type="gramEnd"/>
           </w:p>
         </w:tc>
         <w:tc>
@@ -1184,7 +1302,25 @@
                 <w:sz w:val="18"/>
                 <w:szCs w:val="18"/>
               </w:rPr>
-              <w:t>{{number_of_distinction}}</w:t>
+              <w:t>{{</w:t>
+            </w:r>
+            <w:proofErr w:type="spellStart"/>
+            <w:r>
+              <w:rPr>
+                <w:rFonts w:ascii="Times New Roman" w:hAnsi="Times New Roman" w:cs="Times New Roman"/>
+                <w:sz w:val="18"/>
+                <w:szCs w:val="18"/>
+              </w:rPr>
+              <w:t>number_of_distinction</w:t>
+            </w:r>
+            <w:proofErr w:type="spellEnd"/>
+            <w:r>
+              <w:rPr>
+                <w:rFonts w:ascii="Times New Roman" w:hAnsi="Times New Roman" w:cs="Times New Roman"/>
+                <w:sz w:val="18"/>
+                <w:szCs w:val="18"/>
+              </w:rPr>
+              <w:t>}}</w:t>
             </w:r>
           </w:p>
         </w:tc>
@@ -1283,6 +1419,7 @@
               </w:rPr>
               <w:t>{{</w:t>
             </w:r>
+            <w:proofErr w:type="spellStart"/>
             <w:r>
               <w:rPr>
                 <w:rFonts w:ascii="Times New Roman" w:hAnsi="Times New Roman" w:cs="Times New Roman"/>
@@ -1291,6 +1428,7 @@
               </w:rPr>
               <w:t>teachers_comment</w:t>
             </w:r>
+            <w:proofErr w:type="spellEnd"/>
             <w:r>
               <w:rPr>
                 <w:rFonts w:ascii="Times New Roman" w:hAnsi="Times New Roman" w:cs="Times New Roman"/>

--- a/flaskr/static/documents/iscore_general_template_science.docx
+++ b/flaskr/static/documents/iscore_general_template_science.docx
@@ -86,8 +86,8 @@
               <w:rPr>
                 <w:rFonts w:ascii="Times New Roman" w:hAnsi="Times New Roman" w:cs="Times New Roman"/>
                 <w:b/>
-                <w:sz w:val="34"/>
-                <w:szCs w:val="34"/>
+                <w:sz w:val="32"/>
+                <w:szCs w:val="32"/>
               </w:rPr>
               <w:t>ISCORE MODEL COLLEGE REPORT CARD</w:t>
             </w:r>

--- a/flaskr/static/documents/iscore_general_template_science.docx
+++ b/flaskr/static/documents/iscore_general_template_science.docx
@@ -15,9 +15,17 @@
           <w:noProof/>
         </w:rPr>
         <w:drawing>
-          <wp:inline distT="0" distB="0" distL="0" distR="0" wp14:anchorId="2D55CC85" wp14:editId="38B99088">
-            <wp:extent cx="542925" cy="542925"/>
+          <wp:anchor distT="0" distB="0" distL="114300" distR="114300" simplePos="0" relativeHeight="251659264" behindDoc="1" locked="0" layoutInCell="1" allowOverlap="1" wp14:anchorId="2D55CC85" wp14:editId="0E58C376">
+            <wp:simplePos x="0" y="0"/>
+            <wp:positionH relativeFrom="column">
+              <wp:posOffset>2476500</wp:posOffset>
+            </wp:positionH>
+            <wp:positionV relativeFrom="paragraph">
+              <wp:posOffset>-495300</wp:posOffset>
+            </wp:positionV>
+            <wp:extent cx="714375" cy="714375"/>
             <wp:effectExtent l="0" t="0" r="9525" b="9525"/>
+            <wp:wrapNone/>
             <wp:docPr id="1280362602" name="Picture 1"/>
             <wp:cNvGraphicFramePr>
               <a:graphicFrameLocks xmlns:a="http://schemas.openxmlformats.org/drawingml/2006/main" noChangeAspect="1"/>
@@ -38,7 +46,7 @@
                   <pic:spPr>
                     <a:xfrm>
                       <a:off x="0" y="0"/>
-                      <a:ext cx="542925" cy="542925"/>
+                      <a:ext cx="714375" cy="714375"/>
                     </a:xfrm>
                     <a:prstGeom prst="rect">
                       <a:avLst/>
@@ -47,7 +55,13 @@
                 </pic:pic>
               </a:graphicData>
             </a:graphic>
-          </wp:inline>
+            <wp14:sizeRelH relativeFrom="page">
+              <wp14:pctWidth>0</wp14:pctWidth>
+            </wp14:sizeRelH>
+            <wp14:sizeRelV relativeFrom="page">
+              <wp14:pctHeight>0</wp14:pctHeight>
+            </wp14:sizeRelV>
+          </wp:anchor>
         </w:drawing>
       </w:r>
     </w:p>

--- a/flaskr/static/documents/iscore_general_template_science.docx
+++ b/flaskr/static/documents/iscore_general_template_science.docx
@@ -15,13 +15,13 @@
           <w:noProof/>
         </w:rPr>
         <w:drawing>
-          <wp:anchor distT="0" distB="0" distL="114300" distR="114300" simplePos="0" relativeHeight="251659264" behindDoc="1" locked="0" layoutInCell="1" allowOverlap="1" wp14:anchorId="2D55CC85" wp14:editId="0E58C376">
+          <wp:anchor distT="0" distB="0" distL="114300" distR="114300" simplePos="0" relativeHeight="251659264" behindDoc="1" locked="0" layoutInCell="1" allowOverlap="1" wp14:anchorId="2D55CC85" wp14:editId="0B40D041">
             <wp:simplePos x="0" y="0"/>
             <wp:positionH relativeFrom="column">
-              <wp:posOffset>2476500</wp:posOffset>
+              <wp:posOffset>2905125</wp:posOffset>
             </wp:positionH>
             <wp:positionV relativeFrom="paragraph">
-              <wp:posOffset>-495300</wp:posOffset>
+              <wp:posOffset>-419100</wp:posOffset>
             </wp:positionV>
             <wp:extent cx="714375" cy="714375"/>
             <wp:effectExtent l="0" t="0" r="9525" b="9525"/>
@@ -69,16 +69,17 @@
       <w:tblPr>
         <w:tblStyle w:val="TableGrid"/>
         <w:tblW w:w="0" w:type="auto"/>
+        <w:tblInd w:w="-142" w:type="dxa"/>
         <w:tblLook w:val="04A0" w:firstRow="1" w:lastRow="0" w:firstColumn="1" w:lastColumn="0" w:noHBand="0" w:noVBand="1"/>
       </w:tblPr>
       <w:tblGrid>
-        <w:gridCol w:w="7146"/>
-        <w:gridCol w:w="1494"/>
+        <w:gridCol w:w="8789"/>
+        <w:gridCol w:w="992"/>
       </w:tblGrid>
       <w:tr>
         <w:tc>
           <w:tcPr>
-            <w:tcW w:w="7338" w:type="dxa"/>
+            <w:tcW w:w="8789" w:type="dxa"/>
             <w:tcBorders>
               <w:top w:val="nil"/>
               <w:left w:val="nil"/>
@@ -92,16 +93,16 @@
               <w:jc w:val="center"/>
               <w:rPr>
                 <w:rFonts w:ascii="Times New Roman" w:hAnsi="Times New Roman" w:cs="Times New Roman"/>
-                <w:sz w:val="34"/>
-                <w:szCs w:val="34"/>
+                <w:sz w:val="36"/>
+                <w:szCs w:val="36"/>
               </w:rPr>
             </w:pPr>
             <w:r>
               <w:rPr>
                 <w:rFonts w:ascii="Times New Roman" w:hAnsi="Times New Roman" w:cs="Times New Roman"/>
                 <w:b/>
-                <w:sz w:val="32"/>
-                <w:szCs w:val="32"/>
+                <w:sz w:val="36"/>
+                <w:szCs w:val="36"/>
               </w:rPr>
               <w:t>ISCORE MODEL COLLEGE REPORT CARD</w:t>
             </w:r>
@@ -201,7 +202,7 @@
         </w:tc>
         <w:tc>
           <w:tcPr>
-            <w:tcW w:w="1518" w:type="dxa"/>
+            <w:tcW w:w="992" w:type="dxa"/>
             <w:tcBorders>
               <w:top w:val="nil"/>
               <w:left w:val="nil"/>
@@ -255,7 +256,7 @@
       <w:tblGrid>
         <w:gridCol w:w="3371"/>
         <w:gridCol w:w="1685"/>
-        <w:gridCol w:w="1725"/>
+        <w:gridCol w:w="3308"/>
       </w:tblGrid>
       <w:tr>
         <w:trPr>
@@ -328,7 +329,7 @@
         </w:tc>
         <w:tc>
           <w:tcPr>
-            <w:tcW w:w="1724" w:type="dxa"/>
+            <w:tcW w:w="3308" w:type="dxa"/>
             <w:tcBorders>
               <w:bottom w:val="single" w:sz="4" w:space="0" w:color="auto"/>
             </w:tcBorders>
@@ -336,7 +337,6 @@
           </w:tcPr>
           <w:p>
             <w:pPr>
-              <w:jc w:val="right"/>
               <w:rPr>
                 <w:rFonts w:ascii="Times New Roman" w:hAnsi="Times New Roman" w:cs="Times New Roman"/>
               </w:rPr>
@@ -394,7 +394,7 @@
         </w:tc>
         <w:tc>
           <w:tcPr>
-            <w:tcW w:w="3410" w:type="dxa"/>
+            <w:tcW w:w="4993" w:type="dxa"/>
             <w:gridSpan w:val="2"/>
             <w:tcBorders>
               <w:bottom w:val="single" w:sz="4" w:space="0" w:color="auto"/>
@@ -453,7 +453,7 @@
         </w:tc>
         <w:tc>
           <w:tcPr>
-            <w:tcW w:w="3410" w:type="dxa"/>
+            <w:tcW w:w="4993" w:type="dxa"/>
             <w:gridSpan w:val="2"/>
             <w:tcBorders>
               <w:top w:val="single" w:sz="4" w:space="0" w:color="auto"/>
@@ -505,7 +505,7 @@
         </w:tc>
         <w:tc>
           <w:tcPr>
-            <w:tcW w:w="3410" w:type="dxa"/>
+            <w:tcW w:w="4993" w:type="dxa"/>
             <w:gridSpan w:val="2"/>
             <w:tcBorders>
               <w:top w:val="single" w:sz="4" w:space="0" w:color="auto"/>
@@ -545,7 +545,7 @@
         </w:tc>
         <w:tc>
           <w:tcPr>
-            <w:tcW w:w="3410" w:type="dxa"/>
+            <w:tcW w:w="4993" w:type="dxa"/>
             <w:gridSpan w:val="2"/>
             <w:tcBorders>
               <w:top w:val="single" w:sz="4" w:space="0" w:color="auto"/>
@@ -591,7 +591,7 @@
         </w:tc>
         <w:tc>
           <w:tcPr>
-            <w:tcW w:w="3410" w:type="dxa"/>
+            <w:tcW w:w="4993" w:type="dxa"/>
             <w:gridSpan w:val="2"/>
             <w:tcBorders>
               <w:top w:val="single" w:sz="4" w:space="0" w:color="auto"/>
@@ -626,18 +626,18 @@
     <w:tbl>
       <w:tblPr>
         <w:tblStyle w:val="TableGrid"/>
-        <w:tblW w:w="9448" w:type="dxa"/>
+        <w:tblW w:w="9918" w:type="dxa"/>
         <w:tblLook w:val="04A0" w:firstRow="1" w:lastRow="0" w:firstColumn="1" w:lastColumn="0" w:noHBand="0" w:noVBand="1"/>
       </w:tblPr>
       <w:tblGrid>
-        <w:gridCol w:w="512"/>
-        <w:gridCol w:w="2586"/>
-        <w:gridCol w:w="677"/>
+        <w:gridCol w:w="509"/>
+        <w:gridCol w:w="3030"/>
+        <w:gridCol w:w="705"/>
         <w:gridCol w:w="1287"/>
-        <w:gridCol w:w="766"/>
+        <w:gridCol w:w="816"/>
         <w:gridCol w:w="847"/>
-        <w:gridCol w:w="899"/>
-        <w:gridCol w:w="1874"/>
+        <w:gridCol w:w="867"/>
+        <w:gridCol w:w="1857"/>
       </w:tblGrid>
       <w:tr>
         <w:trPr>
@@ -645,7 +645,7 @@
         </w:trPr>
         <w:tc>
           <w:tcPr>
-            <w:tcW w:w="516" w:type="dxa"/>
+            <w:tcW w:w="509" w:type="dxa"/>
           </w:tcPr>
           <w:p>
             <w:pPr>
@@ -671,7 +671,7 @@
         </w:tc>
         <w:tc>
           <w:tcPr>
-            <w:tcW w:w="3000" w:type="dxa"/>
+            <w:tcW w:w="3030" w:type="dxa"/>
           </w:tcPr>
           <w:p>
             <w:pPr>
@@ -698,7 +698,7 @@
         </w:tc>
         <w:tc>
           <w:tcPr>
-            <w:tcW w:w="246" w:type="dxa"/>
+            <w:tcW w:w="705" w:type="dxa"/>
           </w:tcPr>
           <w:p>
             <w:pPr>
@@ -752,7 +752,7 @@
         </w:tc>
         <w:tc>
           <w:tcPr>
-            <w:tcW w:w="766" w:type="dxa"/>
+            <w:tcW w:w="816" w:type="dxa"/>
           </w:tcPr>
           <w:p>
             <w:pPr>
@@ -806,7 +806,7 @@
         </w:tc>
         <w:tc>
           <w:tcPr>
-            <w:tcW w:w="908" w:type="dxa"/>
+            <w:tcW w:w="867" w:type="dxa"/>
           </w:tcPr>
           <w:p>
             <w:pPr>
@@ -832,7 +832,7 @@
         </w:tc>
         <w:tc>
           <w:tcPr>
-            <w:tcW w:w="1878" w:type="dxa"/>
+            <w:tcW w:w="1857" w:type="dxa"/>
           </w:tcPr>
           <w:p>
             <w:pPr>
@@ -885,8 +885,8 @@
       </w:tblPr>
       <w:tblGrid>
         <w:gridCol w:w="3402"/>
-        <w:gridCol w:w="2268"/>
-        <w:gridCol w:w="2268"/>
+        <w:gridCol w:w="3071"/>
+        <w:gridCol w:w="1465"/>
       </w:tblGrid>
       <w:tr>
         <w:tc>
@@ -913,7 +913,7 @@
         </w:tc>
         <w:tc>
           <w:tcPr>
-            <w:tcW w:w="2268" w:type="dxa"/>
+            <w:tcW w:w="3071" w:type="dxa"/>
           </w:tcPr>
           <w:p>
             <w:pPr>
@@ -953,7 +953,7 @@
         </w:tc>
         <w:tc>
           <w:tcPr>
-            <w:tcW w:w="2268" w:type="dxa"/>
+            <w:tcW w:w="1465" w:type="dxa"/>
           </w:tcPr>
           <w:p>
             <w:pPr>
@@ -971,13 +971,13 @@
                 <w:szCs w:val="18"/>
               </w:rPr>
               <w:drawing>
-                <wp:anchor distT="0" distB="0" distL="114300" distR="114300" simplePos="0" relativeHeight="251658240" behindDoc="0" locked="0" layoutInCell="1" allowOverlap="1" wp14:anchorId="12912B40" wp14:editId="5DE8ED42">
+                <wp:anchor distT="0" distB="0" distL="114300" distR="114300" simplePos="0" relativeHeight="251658240" behindDoc="0" locked="0" layoutInCell="1" allowOverlap="1" wp14:anchorId="12912B40" wp14:editId="24406D04">
                   <wp:simplePos x="0" y="0"/>
                   <wp:positionH relativeFrom="column">
-                    <wp:posOffset>-651480</wp:posOffset>
+                    <wp:posOffset>-705094</wp:posOffset>
                   </wp:positionH>
                   <wp:positionV relativeFrom="paragraph">
-                    <wp:posOffset>-229870</wp:posOffset>
+                    <wp:posOffset>-245989</wp:posOffset>
                   </wp:positionV>
                   <wp:extent cx="1424305" cy="1097280"/>
                   <wp:effectExtent l="0" t="0" r="0" b="0"/>
@@ -1048,7 +1048,7 @@
         </w:tc>
         <w:tc>
           <w:tcPr>
-            <w:tcW w:w="2268" w:type="dxa"/>
+            <w:tcW w:w="3071" w:type="dxa"/>
           </w:tcPr>
           <w:p>
             <w:pPr>
@@ -1088,7 +1088,7 @@
         </w:tc>
         <w:tc>
           <w:tcPr>
-            <w:tcW w:w="2268" w:type="dxa"/>
+            <w:tcW w:w="1465" w:type="dxa"/>
           </w:tcPr>
           <w:p>
             <w:pPr>
@@ -1126,7 +1126,7 @@
         </w:tc>
         <w:tc>
           <w:tcPr>
-            <w:tcW w:w="2268" w:type="dxa"/>
+            <w:tcW w:w="3071" w:type="dxa"/>
           </w:tcPr>
           <w:p>
             <w:pPr>
@@ -1166,7 +1166,7 @@
         </w:tc>
         <w:tc>
           <w:tcPr>
-            <w:tcW w:w="2268" w:type="dxa"/>
+            <w:tcW w:w="1465" w:type="dxa"/>
           </w:tcPr>
           <w:p>
             <w:pPr>
@@ -1230,7 +1230,7 @@
         </w:tc>
         <w:tc>
           <w:tcPr>
-            <w:tcW w:w="2268" w:type="dxa"/>
+            <w:tcW w:w="3071" w:type="dxa"/>
           </w:tcPr>
           <w:p>
             <w:pPr>
@@ -1262,7 +1262,7 @@
         </w:tc>
         <w:tc>
           <w:tcPr>
-            <w:tcW w:w="2268" w:type="dxa"/>
+            <w:tcW w:w="1465" w:type="dxa"/>
           </w:tcPr>
           <w:p>
             <w:pPr>
@@ -1300,7 +1300,7 @@
         </w:tc>
         <w:tc>
           <w:tcPr>
-            <w:tcW w:w="2268" w:type="dxa"/>
+            <w:tcW w:w="3071" w:type="dxa"/>
           </w:tcPr>
           <w:p>
             <w:pPr>
@@ -1340,7 +1340,7 @@
         </w:tc>
         <w:tc>
           <w:tcPr>
-            <w:tcW w:w="2268" w:type="dxa"/>
+            <w:tcW w:w="1465" w:type="dxa"/>
           </w:tcPr>
           <w:p>
             <w:pPr>
@@ -1381,12 +1381,12 @@
         <w:tblLook w:val="04A0" w:firstRow="1" w:lastRow="0" w:firstColumn="1" w:lastColumn="0" w:noHBand="0" w:noVBand="1"/>
       </w:tblPr>
       <w:tblGrid>
-        <w:gridCol w:w="8640"/>
+        <w:gridCol w:w="9923"/>
       </w:tblGrid>
       <w:tr>
         <w:tc>
           <w:tcPr>
-            <w:tcW w:w="8856" w:type="dxa"/>
+            <w:tcW w:w="9923" w:type="dxa"/>
             <w:tcBorders>
               <w:top w:val="nil"/>
               <w:left w:val="nil"/>
@@ -1457,7 +1457,7 @@
       <w:tr>
         <w:tc>
           <w:tcPr>
-            <w:tcW w:w="8856" w:type="dxa"/>
+            <w:tcW w:w="9923" w:type="dxa"/>
             <w:tcBorders>
               <w:left w:val="nil"/>
               <w:right w:val="nil"/>
@@ -1533,7 +1533,7 @@
     </w:p>
     <w:sectPr>
       <w:pgSz w:w="12240" w:h="15840"/>
-      <w:pgMar w:top="1440" w:right="1800" w:bottom="1440" w:left="1800" w:header="720" w:footer="720" w:gutter="0"/>
+      <w:pgMar w:top="1135" w:right="1134" w:bottom="1134" w:left="1134" w:header="720" w:footer="720" w:gutter="0"/>
       <w:cols w:space="720"/>
       <w:docGrid w:linePitch="360"/>
     </w:sectPr>
